--- a/FASE5_MFMK_LINKS.docx
+++ b/FASE5_MFMK_LINKS.docx
@@ -104,13 +104,7 @@
     <w:p/>
     <w:p>
       <w:r>
-        <w:t xml:space="preserve">#### </w:t>
-      </w:r>
-      <w:r>
-        <w:t>POWER BI</w:t>
-      </w:r>
-      <w:r>
-        <w:t>:</w:t>
+        <w:t>#### POWER BI:</w:t>
       </w:r>
     </w:p>
     <w:p>
@@ -119,7 +113,7 @@
           <w:rPr>
             <w:rStyle w:val="Hyperlink"/>
           </w:rPr>
-          <w:t>https://app.powerbi.com/view?r=eyJrIjoiZDY0NjkyZmQtY2RjYS00Mzg4LTgyN2UtMTVhZDgzYmJkMTYxIiwidCI6IjIwNDRhZjJlLTQyOWItNDBhMi04MzI2LTUyNmU1NDVjNGJlOSJ9</w:t>
+          <w:t>https://app.fabric.microsoft.com/view?r=eyJrIjoiNmVlOTMxYTItNzgwOC00ZTNiLWEwOGEtMzE2MmEyZjk3Y2JmIiwidCI6IjIwNDRhZjJlLTQyOWItNDBhMi04MzI2LTUyNmU1NDVjNGJlOSJ9</w:t>
         </w:r>
       </w:hyperlink>
     </w:p>
@@ -1075,6 +1069,18 @@
       <w:shd w:val="clear" w:color="auto" w:fill="E1DFDD"/>
     </w:rPr>
   </w:style>
+  <w:style w:type="character" w:styleId="HiperlinkVisitado">
+    <w:name w:val="FollowedHyperlink"/>
+    <w:basedOn w:val="Fontepargpadro"/>
+    <w:uiPriority w:val="99"/>
+    <w:semiHidden/>
+    <w:unhideWhenUsed/>
+    <w:rsid w:val="009E0F0C"/>
+    <w:rPr>
+      <w:color w:val="954F72" w:themeColor="followedHyperlink"/>
+      <w:u w:val="single"/>
+    </w:rPr>
+  </w:style>
 </w:styles>
 </file>
 
